--- a/docs/Course_Syllabus_Independent_English_Learning.docx
+++ b/docs/Course_Syllabus_Independent_English_Learning.docx
@@ -285,7 +285,7 @@
           <w:sz w:val="22"/>
           <w:szCs w:val="22"/>
         </w:rPr>
-        <w:t xml:space="preserve">Assignment 1 — English Goal and 7-Day Practice Plan (30 pts)</w:t>
+        <w:t xml:space="preserve">Assignment 1, English Goal and 7-Day Practice Plan (30 pts)</w:t>
       </w:r>
     </w:p>
     <w:p>
@@ -303,7 +303,7 @@
           <w:sz w:val="22"/>
           <w:szCs w:val="22"/>
         </w:rPr>
-        <w:t xml:space="preserve">Assignment 2 — Vocabulary Bank + 10 Sentence Frames (40 pts)</w:t>
+        <w:t xml:space="preserve">Assignment 2, Vocabulary Bank + 10 Sentence Frames (40 pts)</w:t>
       </w:r>
     </w:p>
     <w:p>
@@ -321,7 +321,7 @@
           <w:sz w:val="22"/>
           <w:szCs w:val="22"/>
         </w:rPr>
-        <w:t xml:space="preserve">Assignment 3 — 30-Second Recording + 90-Day Growth Plan (30 pts)</w:t>
+        <w:t xml:space="preserve">Assignment 3, 30-Second Recording + 90-Day Growth Plan (30 pts)</w:t>
       </w:r>
     </w:p>
     <w:p>
